--- a/source files/Case Studies/CLSO3E_HKP_chap6_CS.docx
+++ b/source files/Case Studies/CLSO3E_HKP_chap6_CS.docx
@@ -1,6 +1,6 @@
 
 <file path=word/document.xml><?xml version="1.0" encoding="utf-8"?>
-<w:document xmlns:wpc="http://schemas.microsoft.com/office/word/2010/wordprocessingCanvas" xmlns:cx="http://schemas.microsoft.com/office/drawing/2014/chartex" xmlns:cx1="http://schemas.microsoft.com/office/drawing/2015/9/8/chartex" xmlns:cx2="http://schemas.microsoft.com/office/drawing/2015/10/21/chartex" xmlns:cx3="http://schemas.microsoft.com/office/drawing/2016/5/9/chartex" xmlns:cx4="http://schemas.microsoft.com/office/drawing/2016/5/10/chartex" xmlns:cx5="http://schemas.microsoft.com/office/drawing/2016/5/11/chartex" xmlns:cx6="http://schemas.microsoft.com/office/drawing/2016/5/12/chartex" xmlns:cx7="http://schemas.microsoft.com/office/drawing/2016/5/13/chartex" xmlns:cx8="http://schemas.microsoft.com/office/drawing/2016/5/14/chartex" xmlns:mc="http://schemas.openxmlformats.org/markup-compatibility/2006" xmlns:aink="http://schemas.microsoft.com/office/drawing/2016/ink" xmlns:am3d="http://schemas.microsoft.com/office/drawing/2017/model3d" xmlns:o="urn:schemas-microsoft-com:office:office" xmlns:oel="http://schemas.microsoft.com/office/2019/extlst" xmlns:r="http://schemas.openxmlformats.org/officeDocument/2006/relationships" xmlns:m="http://schemas.openxmlformats.org/officeDocument/2006/math" xmlns:v="urn:schemas-microsoft-com:vml" xmlns:wp14="http://schemas.microsoft.com/office/word/2010/wordprocessingDrawing" xmlns:wp="http://schemas.openxmlformats.org/drawingml/2006/wordprocessingDrawing" xmlns:w10="urn:schemas-microsoft-com:office:word" xmlns:w="http://schemas.openxmlformats.org/wordprocessingml/2006/main" xmlns:w14="http://schemas.microsoft.com/office/word/2010/wordml" xmlns:w15="http://schemas.microsoft.com/office/word/2012/wordml" xmlns:w16cex="http://schemas.microsoft.com/office/word/2018/wordml/cex" xmlns:w16cid="http://schemas.microsoft.com/office/word/2016/wordml/cid" xmlns:w16="http://schemas.microsoft.com/office/word/2018/wordml" xmlns:w16du="http://schemas.microsoft.com/office/word/2023/wordml/word16du" xmlns:w16sdtdh="http://schemas.microsoft.com/office/word/2020/wordml/sdtdatahash" xmlns:w16sdtfl="http://schemas.microsoft.com/office/word/2024/wordml/sdtformatlock" xmlns:w16se="http://schemas.microsoft.com/office/word/2015/wordml/symex" xmlns:wpg="http://schemas.microsoft.com/office/word/2010/wordprocessingGroup" xmlns:wpi="http://schemas.microsoft.com/office/word/2010/wordprocessingInk" xmlns:wne="http://schemas.microsoft.com/office/word/2006/wordml" xmlns:wps="http://schemas.microsoft.com/office/word/2010/wordprocessingShape" mc:Ignorable="w14 w15 w16se w16cid w16 w16cex w16sdtdh w16sdtfl w16du wp14">
+<w:document xmlns:wpc="http://schemas.microsoft.com/office/word/2010/wordprocessingCanvas" xmlns:cx="http://schemas.microsoft.com/office/drawing/2014/chartex" xmlns:cx1="http://schemas.microsoft.com/office/drawing/2015/9/8/chartex" xmlns:cx2="http://schemas.microsoft.com/office/drawing/2015/10/21/chartex" xmlns:cx3="http://schemas.microsoft.com/office/drawing/2016/5/9/chartex" xmlns:cx4="http://schemas.microsoft.com/office/drawing/2016/5/10/chartex" xmlns:cx5="http://schemas.microsoft.com/office/drawing/2016/5/11/chartex" xmlns:cx6="http://schemas.microsoft.com/office/drawing/2016/5/12/chartex" xmlns:cx7="http://schemas.microsoft.com/office/drawing/2016/5/13/chartex" xmlns:cx8="http://schemas.microsoft.com/office/drawing/2016/5/14/chartex" xmlns:mc="http://schemas.openxmlformats.org/markup-compatibility/2006" xmlns:aink="http://schemas.microsoft.com/office/drawing/2016/ink" xmlns:am3d="http://schemas.microsoft.com/office/drawing/2017/model3d" xmlns:o="urn:schemas-microsoft-com:office:office" xmlns:oel="http://schemas.microsoft.com/office/2019/extlst" xmlns:r="http://schemas.openxmlformats.org/officeDocument/2006/relationships" xmlns:m="http://schemas.openxmlformats.org/officeDocument/2006/math" xmlns:v="urn:schemas-microsoft-com:vml" xmlns:wp14="http://schemas.microsoft.com/office/word/2010/wordprocessingDrawing" xmlns:wp="http://schemas.openxmlformats.org/drawingml/2006/wordprocessingDrawing" xmlns:w10="urn:schemas-microsoft-com:office:word" xmlns:w="http://schemas.openxmlformats.org/wordprocessingml/2006/main" xmlns:w14="http://schemas.microsoft.com/office/word/2010/wordml" xmlns:w15="http://schemas.microsoft.com/office/word/2012/wordml" xmlns:w16cei="http://schemas.microsoft.com/office/word/2026/wordml/cei" xmlns:w16cex="http://schemas.microsoft.com/office/word/2018/wordml/cex" xmlns:w16cid="http://schemas.microsoft.com/office/word/2016/wordml/cid" xmlns:w16="http://schemas.microsoft.com/office/word/2018/wordml" xmlns:w16du="http://schemas.microsoft.com/office/word/2023/wordml/word16du" xmlns:w16sdtdh="http://schemas.microsoft.com/office/word/2020/wordml/sdtdatahash" xmlns:w16sdtfl="http://schemas.microsoft.com/office/word/2024/wordml/sdtformatlock" xmlns:w16se="http://schemas.microsoft.com/office/word/2015/wordml/symex" xmlns:wpg="http://schemas.microsoft.com/office/word/2010/wordprocessingGroup" xmlns:wpi="http://schemas.microsoft.com/office/word/2010/wordprocessingInk" xmlns:wne="http://schemas.microsoft.com/office/word/2006/wordml" xmlns:wps="http://schemas.microsoft.com/office/word/2010/wordprocessingShape" mc:Ignorable="w14 w15 w16se w16cid w16 w16cex w16sdtdh w16sdtfl w16du wp14">
   <w:body>
     <w:p>
       <w:pPr>
@@ -15,6 +15,7 @@
           <w:szCs w:val="28"/>
         </w:rPr>
       </w:pPr>
+      <w:commentRangeStart w:id="0"/>
       <w:r>
         <w:rPr>
           <w:rFonts w:asciiTheme="minorHAnsi" w:hAnsiTheme="minorHAnsi" w:cstheme="minorHAnsi"/>
@@ -618,21 +619,7 @@
         <w:rPr>
           <w:rFonts w:cstheme="minorHAnsi"/>
         </w:rPr>
-        <w:t xml:space="preserve">s reputation, the PR director </w:t>
-      </w:r>
-      <w:proofErr w:type="gramStart"/>
-      <w:r>
-        <w:rPr>
-          <w:rFonts w:cstheme="minorHAnsi"/>
-        </w:rPr>
-        <w:t>has to</w:t>
-      </w:r>
-      <w:proofErr w:type="gramEnd"/>
-      <w:r>
-        <w:rPr>
-          <w:rFonts w:cstheme="minorHAnsi"/>
-        </w:rPr>
-        <w:t xml:space="preserve"> balance public relations efforts </w:t>
+        <w:t xml:space="preserve">s reputation, the PR director has to balance public relations efforts </w:t>
       </w:r>
       <w:r>
         <w:rPr>
@@ -729,21 +716,7 @@
         <w:rPr>
           <w:rFonts w:cstheme="minorHAnsi"/>
         </w:rPr>
-        <w:t xml:space="preserve">Given </w:t>
-      </w:r>
-      <w:proofErr w:type="gramStart"/>
-      <w:r>
-        <w:rPr>
-          <w:rFonts w:cstheme="minorHAnsi"/>
-        </w:rPr>
-        <w:t>all of</w:t>
-      </w:r>
-      <w:proofErr w:type="gramEnd"/>
-      <w:r>
-        <w:rPr>
-          <w:rFonts w:cstheme="minorHAnsi"/>
-        </w:rPr>
-        <w:t xml:space="preserve"> the above information as the foundation for this case, put yourself in the role of a leadership advisor and </w:t>
+        <w:t xml:space="preserve">Given all of the above information as the foundation for this case, put yourself in the role of a leadership advisor and </w:t>
       </w:r>
       <w:r>
         <w:rPr>
@@ -909,41 +882,13 @@
           <w:iCs/>
         </w:rPr>
       </w:pPr>
-      <w:proofErr w:type="gramStart"/>
       <w:r>
         <w:rPr>
           <w:rFonts w:cstheme="minorHAnsi"/>
           <w:i/>
           <w:iCs/>
         </w:rPr>
-        <w:t>In light of</w:t>
-      </w:r>
-      <w:proofErr w:type="gramEnd"/>
-      <w:r>
-        <w:rPr>
-          <w:rFonts w:cstheme="minorHAnsi"/>
-          <w:i/>
-          <w:iCs/>
-        </w:rPr>
-        <w:t xml:space="preserve"> the sudden resignation of the GM, the interim GM </w:t>
-      </w:r>
-      <w:proofErr w:type="gramStart"/>
-      <w:r>
-        <w:rPr>
-          <w:rFonts w:cstheme="minorHAnsi"/>
-          <w:i/>
-          <w:iCs/>
-        </w:rPr>
-        <w:t>has to</w:t>
-      </w:r>
-      <w:proofErr w:type="gramEnd"/>
-      <w:r>
-        <w:rPr>
-          <w:rFonts w:cstheme="minorHAnsi"/>
-          <w:i/>
-          <w:iCs/>
-        </w:rPr>
-        <w:t xml:space="preserve"> step up and lead the organization through this turbulent period. How does the interim GM keep the staff motivated, continue negotiations with sponsors, and ensure smooth operations?</w:t>
+        <w:t>In light of the sudden resignation of the GM, the interim GM has to step up and lead the organization through this turbulent period. How does the interim GM keep the staff motivated, continue negotiations with sponsors, and ensure smooth operations?</w:t>
       </w:r>
     </w:p>
     <w:p>
@@ -1072,14 +1017,23 @@
         </w:rPr>
         <w:t>sure sponsors, fans, and the broader community that the situation is under control and that the organization is committed to ethical standards and performance excellence?</w:t>
       </w:r>
+      <w:commentRangeEnd w:id="0"/>
+      <w:r>
+        <w:rPr>
+          <w:rStyle w:val="CommentReference"/>
+          <w:sz w:val="22"/>
+          <w:szCs w:val="22"/>
+        </w:rPr>
+        <w:commentReference w:id="0"/>
+      </w:r>
     </w:p>
     <w:sectPr>
-      <w:headerReference w:type="even" r:id="rId10"/>
-      <w:headerReference w:type="default" r:id="rId11"/>
-      <w:footerReference w:type="even" r:id="rId12"/>
-      <w:footerReference w:type="default" r:id="rId13"/>
-      <w:headerReference w:type="first" r:id="rId14"/>
-      <w:footerReference w:type="first" r:id="rId15"/>
+      <w:headerReference w:type="even" r:id="rId14"/>
+      <w:headerReference w:type="default" r:id="rId15"/>
+      <w:footerReference w:type="even" r:id="rId16"/>
+      <w:footerReference w:type="default" r:id="rId17"/>
+      <w:headerReference w:type="first" r:id="rId18"/>
+      <w:footerReference w:type="first" r:id="rId19"/>
       <w:pgSz w:w="12240" w:h="15840"/>
       <w:pgMar w:top="1440" w:right="1440" w:bottom="1440" w:left="1440" w:header="720" w:footer="720" w:gutter="0"/>
       <w:cols w:space="720"/>
@@ -1089,8 +1043,47 @@
 </w:document>
 </file>
 
+<file path=word/comments.xml><?xml version="1.0" encoding="utf-8"?>
+<w:comments xmlns:wpc="http://schemas.microsoft.com/office/word/2010/wordprocessingCanvas" xmlns:cx="http://schemas.microsoft.com/office/drawing/2014/chartex" xmlns:cx1="http://schemas.microsoft.com/office/drawing/2015/9/8/chartex" xmlns:cx2="http://schemas.microsoft.com/office/drawing/2015/10/21/chartex" xmlns:cx3="http://schemas.microsoft.com/office/drawing/2016/5/9/chartex" xmlns:cx4="http://schemas.microsoft.com/office/drawing/2016/5/10/chartex" xmlns:cx5="http://schemas.microsoft.com/office/drawing/2016/5/11/chartex" xmlns:cx6="http://schemas.microsoft.com/office/drawing/2016/5/12/chartex" xmlns:cx7="http://schemas.microsoft.com/office/drawing/2016/5/13/chartex" xmlns:cx8="http://schemas.microsoft.com/office/drawing/2016/5/14/chartex" xmlns:mc="http://schemas.openxmlformats.org/markup-compatibility/2006" xmlns:aink="http://schemas.microsoft.com/office/drawing/2016/ink" xmlns:am3d="http://schemas.microsoft.com/office/drawing/2017/model3d" xmlns:o="urn:schemas-microsoft-com:office:office" xmlns:oel="http://schemas.microsoft.com/office/2019/extlst" xmlns:r="http://schemas.openxmlformats.org/officeDocument/2006/relationships" xmlns:m="http://schemas.openxmlformats.org/officeDocument/2006/math" xmlns:v="urn:schemas-microsoft-com:vml" xmlns:wp14="http://schemas.microsoft.com/office/word/2010/wordprocessingDrawing" xmlns:wp="http://schemas.openxmlformats.org/drawingml/2006/wordprocessingDrawing" xmlns:w10="urn:schemas-microsoft-com:office:word" xmlns:w="http://schemas.openxmlformats.org/wordprocessingml/2006/main" xmlns:w14="http://schemas.microsoft.com/office/word/2010/wordml" xmlns:w15="http://schemas.microsoft.com/office/word/2012/wordml" xmlns:w16cei="http://schemas.microsoft.com/office/word/2026/wordml/cei" xmlns:w16cex="http://schemas.microsoft.com/office/word/2018/wordml/cex" xmlns:w16cid="http://schemas.microsoft.com/office/word/2016/wordml/cid" xmlns:w16="http://schemas.microsoft.com/office/word/2018/wordml" xmlns:w16du="http://schemas.microsoft.com/office/word/2023/wordml/word16du" xmlns:w16sdtdh="http://schemas.microsoft.com/office/word/2020/wordml/sdtdatahash" xmlns:w16sdtfl="http://schemas.microsoft.com/office/word/2024/wordml/sdtformatlock" xmlns:w16se="http://schemas.microsoft.com/office/word/2015/wordml/symex" xmlns:wpg="http://schemas.microsoft.com/office/word/2010/wordprocessingGroup" xmlns:wpi="http://schemas.microsoft.com/office/word/2010/wordprocessingInk" xmlns:wne="http://schemas.microsoft.com/office/word/2006/wordml" xmlns:wps="http://schemas.microsoft.com/office/word/2010/wordprocessingShape" mc:Ignorable="w14 w15 w16se w16cid w16 w16cex w16sdtdh w16sdtfl w16du wp14">
+  <w:comment w:id="0" w:author="Claire Copa" w:date="2026-09-08T16:13:00Z" w:initials="CC">
+    <w:p>
+      <w:pPr>
+        <w:pStyle w:val="CommentText"/>
+      </w:pPr>
+      <w:r>
+        <w:rPr>
+          <w:rStyle w:val="CommentReference"/>
+        </w:rPr>
+        <w:annotationRef/>
+      </w:r>
+      <w:r>
+        <w:t>Add fill in text boxes below each questions so learner can answer and print case study  questions answered.</w:t>
+      </w:r>
+    </w:p>
+  </w:comment>
+</w:comments>
+</file>
+
+<file path=word/commentsExtended.xml><?xml version="1.0" encoding="utf-8"?>
+<w15:commentsEx xmlns:wpc="http://schemas.microsoft.com/office/word/2010/wordprocessingCanvas" xmlns:cx="http://schemas.microsoft.com/office/drawing/2014/chartex" xmlns:cx1="http://schemas.microsoft.com/office/drawing/2015/9/8/chartex" xmlns:cx2="http://schemas.microsoft.com/office/drawing/2015/10/21/chartex" xmlns:cx3="http://schemas.microsoft.com/office/drawing/2016/5/9/chartex" xmlns:cx4="http://schemas.microsoft.com/office/drawing/2016/5/10/chartex" xmlns:cx5="http://schemas.microsoft.com/office/drawing/2016/5/11/chartex" xmlns:cx6="http://schemas.microsoft.com/office/drawing/2016/5/12/chartex" xmlns:cx7="http://schemas.microsoft.com/office/drawing/2016/5/13/chartex" xmlns:cx8="http://schemas.microsoft.com/office/drawing/2016/5/14/chartex" xmlns:mc="http://schemas.openxmlformats.org/markup-compatibility/2006" xmlns:aink="http://schemas.microsoft.com/office/drawing/2016/ink" xmlns:am3d="http://schemas.microsoft.com/office/drawing/2017/model3d" xmlns:o="urn:schemas-microsoft-com:office:office" xmlns:oel="http://schemas.microsoft.com/office/2019/extlst" xmlns:r="http://schemas.openxmlformats.org/officeDocument/2006/relationships" xmlns:m="http://schemas.openxmlformats.org/officeDocument/2006/math" xmlns:v="urn:schemas-microsoft-com:vml" xmlns:wp14="http://schemas.microsoft.com/office/word/2010/wordprocessingDrawing" xmlns:wp="http://schemas.openxmlformats.org/drawingml/2006/wordprocessingDrawing" xmlns:w10="urn:schemas-microsoft-com:office:word" xmlns:w="http://schemas.openxmlformats.org/wordprocessingml/2006/main" xmlns:w14="http://schemas.microsoft.com/office/word/2010/wordml" xmlns:w15="http://schemas.microsoft.com/office/word/2012/wordml" xmlns:w16cei="http://schemas.microsoft.com/office/word/2026/wordml/cei" xmlns:w16cex="http://schemas.microsoft.com/office/word/2018/wordml/cex" xmlns:w16cid="http://schemas.microsoft.com/office/word/2016/wordml/cid" xmlns:w16="http://schemas.microsoft.com/office/word/2018/wordml" xmlns:w16du="http://schemas.microsoft.com/office/word/2023/wordml/word16du" xmlns:w16sdtdh="http://schemas.microsoft.com/office/word/2020/wordml/sdtdatahash" xmlns:w16sdtfl="http://schemas.microsoft.com/office/word/2024/wordml/sdtformatlock" xmlns:w16se="http://schemas.microsoft.com/office/word/2015/wordml/symex" xmlns:wpg="http://schemas.microsoft.com/office/word/2010/wordprocessingGroup" xmlns:wpi="http://schemas.microsoft.com/office/word/2010/wordprocessingInk" xmlns:wne="http://schemas.microsoft.com/office/word/2006/wordml" xmlns:wps="http://schemas.microsoft.com/office/word/2010/wordprocessingShape" mc:Ignorable="w14 w15 w16se w16cid w16 w16cex w16sdtdh w16sdtfl w16du wp14">
+  <w15:commentEx w15:paraId="50393B36" w15:done="0"/>
+</w15:commentsEx>
+</file>
+
+<file path=word/commentsExtensible.xml><?xml version="1.0" encoding="utf-8"?>
+<w16cex:commentsExtensible xmlns:wpc="http://schemas.microsoft.com/office/word/2010/wordprocessingCanvas" xmlns:cx="http://schemas.microsoft.com/office/drawing/2014/chartex" xmlns:cx1="http://schemas.microsoft.com/office/drawing/2015/9/8/chartex" xmlns:cx2="http://schemas.microsoft.com/office/drawing/2015/10/21/chartex" xmlns:cx3="http://schemas.microsoft.com/office/drawing/2016/5/9/chartex" xmlns:cx4="http://schemas.microsoft.com/office/drawing/2016/5/10/chartex" xmlns:cx5="http://schemas.microsoft.com/office/drawing/2016/5/11/chartex" xmlns:cx6="http://schemas.microsoft.com/office/drawing/2016/5/12/chartex" xmlns:cx7="http://schemas.microsoft.com/office/drawing/2016/5/13/chartex" xmlns:cx8="http://schemas.microsoft.com/office/drawing/2016/5/14/chartex" xmlns:cr="http://schemas.microsoft.com/office/comments/2020/reactions" xmlns:mc="http://schemas.openxmlformats.org/markup-compatibility/2006" xmlns:aink="http://schemas.microsoft.com/office/drawing/2016/ink" xmlns:am3d="http://schemas.microsoft.com/office/drawing/2017/model3d" xmlns:o="urn:schemas-microsoft-com:office:office" xmlns:oel="http://schemas.microsoft.com/office/2019/extlst" xmlns:r="http://schemas.openxmlformats.org/officeDocument/2006/relationships" xmlns:m="http://schemas.openxmlformats.org/officeDocument/2006/math" xmlns:v="urn:schemas-microsoft-com:vml" xmlns:wp14="http://schemas.microsoft.com/office/word/2010/wordprocessingDrawing" xmlns:wp="http://schemas.openxmlformats.org/drawingml/2006/wordprocessingDrawing" xmlns:w10="urn:schemas-microsoft-com:office:word" xmlns:w="http://schemas.openxmlformats.org/wordprocessingml/2006/main" xmlns:w14="http://schemas.microsoft.com/office/word/2010/wordml" xmlns:w15="http://schemas.microsoft.com/office/word/2012/wordml" xmlns:w16cei="http://schemas.microsoft.com/office/word/2026/wordml/cei" xmlns:w16cex="http://schemas.microsoft.com/office/word/2018/wordml/cex" xmlns:w16cid="http://schemas.microsoft.com/office/word/2016/wordml/cid" xmlns:w16="http://schemas.microsoft.com/office/word/2018/wordml" xmlns:w16du="http://schemas.microsoft.com/office/word/2023/wordml/word16du" xmlns:w16sdtdh="http://schemas.microsoft.com/office/word/2020/wordml/sdtdatahash" xmlns:w16sdtfl="http://schemas.microsoft.com/office/word/2024/wordml/sdtformatlock" xmlns:w16se="http://schemas.microsoft.com/office/word/2015/wordml/symex" xmlns:wpg="http://schemas.microsoft.com/office/word/2010/wordprocessingGroup" xmlns:wpi="http://schemas.microsoft.com/office/word/2010/wordprocessingInk" xmlns:wne="http://schemas.microsoft.com/office/word/2006/wordml" xmlns:wps="http://schemas.microsoft.com/office/word/2010/wordprocessingShape" mc:Ignorable="w14 w15 w16se w16cid w16 w16cex w16sdtdh w16sdtfl cr w16du wp14">
+  <w16cex:commentExtensible w16cex:durableId="43600F5E" w16cex:dateUtc="2026-09-08T20:13:00Z"/>
+</w16cex:commentsExtensible>
+</file>
+
+<file path=word/commentsIds.xml><?xml version="1.0" encoding="utf-8"?>
+<w16cid:commentsIds xmlns:wpc="http://schemas.microsoft.com/office/word/2010/wordprocessingCanvas" xmlns:cx="http://schemas.microsoft.com/office/drawing/2014/chartex" xmlns:cx1="http://schemas.microsoft.com/office/drawing/2015/9/8/chartex" xmlns:cx2="http://schemas.microsoft.com/office/drawing/2015/10/21/chartex" xmlns:cx3="http://schemas.microsoft.com/office/drawing/2016/5/9/chartex" xmlns:cx4="http://schemas.microsoft.com/office/drawing/2016/5/10/chartex" xmlns:cx5="http://schemas.microsoft.com/office/drawing/2016/5/11/chartex" xmlns:cx6="http://schemas.microsoft.com/office/drawing/2016/5/12/chartex" xmlns:cx7="http://schemas.microsoft.com/office/drawing/2016/5/13/chartex" xmlns:cx8="http://schemas.microsoft.com/office/drawing/2016/5/14/chartex" xmlns:mc="http://schemas.openxmlformats.org/markup-compatibility/2006" xmlns:aink="http://schemas.microsoft.com/office/drawing/2016/ink" xmlns:am3d="http://schemas.microsoft.com/office/drawing/2017/model3d" xmlns:o="urn:schemas-microsoft-com:office:office" xmlns:oel="http://schemas.microsoft.com/office/2019/extlst" xmlns:r="http://schemas.openxmlformats.org/officeDocument/2006/relationships" xmlns:m="http://schemas.openxmlformats.org/officeDocument/2006/math" xmlns:v="urn:schemas-microsoft-com:vml" xmlns:wp14="http://schemas.microsoft.com/office/word/2010/wordprocessingDrawing" xmlns:wp="http://schemas.openxmlformats.org/drawingml/2006/wordprocessingDrawing" xmlns:w10="urn:schemas-microsoft-com:office:word" xmlns:w="http://schemas.openxmlformats.org/wordprocessingml/2006/main" xmlns:w14="http://schemas.microsoft.com/office/word/2010/wordml" xmlns:w15="http://schemas.microsoft.com/office/word/2012/wordml" xmlns:w16cei="http://schemas.microsoft.com/office/word/2026/wordml/cei" xmlns:w16cex="http://schemas.microsoft.com/office/word/2018/wordml/cex" xmlns:w16cid="http://schemas.microsoft.com/office/word/2016/wordml/cid" xmlns:w16="http://schemas.microsoft.com/office/word/2018/wordml" xmlns:w16du="http://schemas.microsoft.com/office/word/2023/wordml/word16du" xmlns:w16sdtdh="http://schemas.microsoft.com/office/word/2020/wordml/sdtdatahash" xmlns:w16sdtfl="http://schemas.microsoft.com/office/word/2024/wordml/sdtformatlock" xmlns:w16se="http://schemas.microsoft.com/office/word/2015/wordml/symex" xmlns:wpg="http://schemas.microsoft.com/office/word/2010/wordprocessingGroup" xmlns:wpi="http://schemas.microsoft.com/office/word/2010/wordprocessingInk" xmlns:wne="http://schemas.microsoft.com/office/word/2006/wordml" xmlns:wps="http://schemas.microsoft.com/office/word/2010/wordprocessingShape" mc:Ignorable="w14 w15 w16se w16cid w16 w16cex w16sdtdh w16sdtfl w16du wp14">
+  <w16cid:commentId w16cid:paraId="50393B36" w16cid:durableId="43600F5E"/>
+</w16cid:commentsIds>
+</file>
+
 <file path=word/endnotes.xml><?xml version="1.0" encoding="utf-8"?>
-<w:endnotes xmlns:wpc="http://schemas.microsoft.com/office/word/2010/wordprocessingCanvas" xmlns:cx="http://schemas.microsoft.com/office/drawing/2014/chartex" xmlns:cx1="http://schemas.microsoft.com/office/drawing/2015/9/8/chartex" xmlns:cx2="http://schemas.microsoft.com/office/drawing/2015/10/21/chartex" xmlns:cx3="http://schemas.microsoft.com/office/drawing/2016/5/9/chartex" xmlns:cx4="http://schemas.microsoft.com/office/drawing/2016/5/10/chartex" xmlns:cx5="http://schemas.microsoft.com/office/drawing/2016/5/11/chartex" xmlns:cx6="http://schemas.microsoft.com/office/drawing/2016/5/12/chartex" xmlns:cx7="http://schemas.microsoft.com/office/drawing/2016/5/13/chartex" xmlns:cx8="http://schemas.microsoft.com/office/drawing/2016/5/14/chartex" xmlns:mc="http://schemas.openxmlformats.org/markup-compatibility/2006" xmlns:aink="http://schemas.microsoft.com/office/drawing/2016/ink" xmlns:am3d="http://schemas.microsoft.com/office/drawing/2017/model3d" xmlns:o="urn:schemas-microsoft-com:office:office" xmlns:oel="http://schemas.microsoft.com/office/2019/extlst" xmlns:r="http://schemas.openxmlformats.org/officeDocument/2006/relationships" xmlns:m="http://schemas.openxmlformats.org/officeDocument/2006/math" xmlns:v="urn:schemas-microsoft-com:vml" xmlns:wp14="http://schemas.microsoft.com/office/word/2010/wordprocessingDrawing" xmlns:wp="http://schemas.openxmlformats.org/drawingml/2006/wordprocessingDrawing" xmlns:w10="urn:schemas-microsoft-com:office:word" xmlns:w="http://schemas.openxmlformats.org/wordprocessingml/2006/main" xmlns:w14="http://schemas.microsoft.com/office/word/2010/wordml" xmlns:w15="http://schemas.microsoft.com/office/word/2012/wordml" xmlns:w16cex="http://schemas.microsoft.com/office/word/2018/wordml/cex" xmlns:w16cid="http://schemas.microsoft.com/office/word/2016/wordml/cid" xmlns:w16="http://schemas.microsoft.com/office/word/2018/wordml" xmlns:w16du="http://schemas.microsoft.com/office/word/2023/wordml/word16du" xmlns:w16sdtdh="http://schemas.microsoft.com/office/word/2020/wordml/sdtdatahash" xmlns:w16sdtfl="http://schemas.microsoft.com/office/word/2024/wordml/sdtformatlock" xmlns:w16se="http://schemas.microsoft.com/office/word/2015/wordml/symex" xmlns:wpg="http://schemas.microsoft.com/office/word/2010/wordprocessingGroup" xmlns:wpi="http://schemas.microsoft.com/office/word/2010/wordprocessingInk" xmlns:wne="http://schemas.microsoft.com/office/word/2006/wordml" xmlns:wps="http://schemas.microsoft.com/office/word/2010/wordprocessingShape" mc:Ignorable="w14 w15 w16se w16cid w16 w16cex w16sdtdh w16sdtfl w16du wp14">
+<w:endnotes xmlns:wpc="http://schemas.microsoft.com/office/word/2010/wordprocessingCanvas" xmlns:cx="http://schemas.microsoft.com/office/drawing/2014/chartex" xmlns:cx1="http://schemas.microsoft.com/office/drawing/2015/9/8/chartex" xmlns:cx2="http://schemas.microsoft.com/office/drawing/2015/10/21/chartex" xmlns:cx3="http://schemas.microsoft.com/office/drawing/2016/5/9/chartex" xmlns:cx4="http://schemas.microsoft.com/office/drawing/2016/5/10/chartex" xmlns:cx5="http://schemas.microsoft.com/office/drawing/2016/5/11/chartex" xmlns:cx6="http://schemas.microsoft.com/office/drawing/2016/5/12/chartex" xmlns:cx7="http://schemas.microsoft.com/office/drawing/2016/5/13/chartex" xmlns:cx8="http://schemas.microsoft.com/office/drawing/2016/5/14/chartex" xmlns:mc="http://schemas.openxmlformats.org/markup-compatibility/2006" xmlns:aink="http://schemas.microsoft.com/office/drawing/2016/ink" xmlns:am3d="http://schemas.microsoft.com/office/drawing/2017/model3d" xmlns:o="urn:schemas-microsoft-com:office:office" xmlns:oel="http://schemas.microsoft.com/office/2019/extlst" xmlns:r="http://schemas.openxmlformats.org/officeDocument/2006/relationships" xmlns:m="http://schemas.openxmlformats.org/officeDocument/2006/math" xmlns:v="urn:schemas-microsoft-com:vml" xmlns:wp14="http://schemas.microsoft.com/office/word/2010/wordprocessingDrawing" xmlns:wp="http://schemas.openxmlformats.org/drawingml/2006/wordprocessingDrawing" xmlns:w10="urn:schemas-microsoft-com:office:word" xmlns:w="http://schemas.openxmlformats.org/wordprocessingml/2006/main" xmlns:w14="http://schemas.microsoft.com/office/word/2010/wordml" xmlns:w15="http://schemas.microsoft.com/office/word/2012/wordml" xmlns:w16cei="http://schemas.microsoft.com/office/word/2026/wordml/cei" xmlns:w16cex="http://schemas.microsoft.com/office/word/2018/wordml/cex" xmlns:w16cid="http://schemas.microsoft.com/office/word/2016/wordml/cid" xmlns:w16="http://schemas.microsoft.com/office/word/2018/wordml" xmlns:w16du="http://schemas.microsoft.com/office/word/2023/wordml/word16du" xmlns:w16sdtdh="http://schemas.microsoft.com/office/word/2020/wordml/sdtdatahash" xmlns:w16sdtfl="http://schemas.microsoft.com/office/word/2024/wordml/sdtformatlock" xmlns:w16se="http://schemas.microsoft.com/office/word/2015/wordml/symex" xmlns:wpg="http://schemas.microsoft.com/office/word/2010/wordprocessingGroup" xmlns:wpi="http://schemas.microsoft.com/office/word/2010/wordprocessingInk" xmlns:wne="http://schemas.microsoft.com/office/word/2006/wordml" xmlns:wps="http://schemas.microsoft.com/office/word/2010/wordprocessingShape" mc:Ignorable="w14 w15 w16se w16cid w16 w16cex w16sdtdh w16sdtfl w16du wp14">
   <w:endnote w:type="separator" w:id="-1">
     <w:p>
       <w:pPr>
@@ -1115,7 +1108,7 @@
 </file>
 
 <file path=word/footer1.xml><?xml version="1.0" encoding="utf-8"?>
-<w:ftr xmlns:wpc="http://schemas.microsoft.com/office/word/2010/wordprocessingCanvas" xmlns:cx="http://schemas.microsoft.com/office/drawing/2014/chartex" xmlns:cx1="http://schemas.microsoft.com/office/drawing/2015/9/8/chartex" xmlns:cx2="http://schemas.microsoft.com/office/drawing/2015/10/21/chartex" xmlns:cx3="http://schemas.microsoft.com/office/drawing/2016/5/9/chartex" xmlns:cx4="http://schemas.microsoft.com/office/drawing/2016/5/10/chartex" xmlns:cx5="http://schemas.microsoft.com/office/drawing/2016/5/11/chartex" xmlns:cx6="http://schemas.microsoft.com/office/drawing/2016/5/12/chartex" xmlns:cx7="http://schemas.microsoft.com/office/drawing/2016/5/13/chartex" xmlns:cx8="http://schemas.microsoft.com/office/drawing/2016/5/14/chartex" xmlns:mc="http://schemas.openxmlformats.org/markup-compatibility/2006" xmlns:aink="http://schemas.microsoft.com/office/drawing/2016/ink" xmlns:am3d="http://schemas.microsoft.com/office/drawing/2017/model3d" xmlns:o="urn:schemas-microsoft-com:office:office" xmlns:oel="http://schemas.microsoft.com/office/2019/extlst" xmlns:r="http://schemas.openxmlformats.org/officeDocument/2006/relationships" xmlns:m="http://schemas.openxmlformats.org/officeDocument/2006/math" xmlns:v="urn:schemas-microsoft-com:vml" xmlns:wp14="http://schemas.microsoft.com/office/word/2010/wordprocessingDrawing" xmlns:wp="http://schemas.openxmlformats.org/drawingml/2006/wordprocessingDrawing" xmlns:w10="urn:schemas-microsoft-com:office:word" xmlns:w="http://schemas.openxmlformats.org/wordprocessingml/2006/main" xmlns:w14="http://schemas.microsoft.com/office/word/2010/wordml" xmlns:w15="http://schemas.microsoft.com/office/word/2012/wordml" xmlns:w16cex="http://schemas.microsoft.com/office/word/2018/wordml/cex" xmlns:w16cid="http://schemas.microsoft.com/office/word/2016/wordml/cid" xmlns:w16="http://schemas.microsoft.com/office/word/2018/wordml" xmlns:w16du="http://schemas.microsoft.com/office/word/2023/wordml/word16du" xmlns:w16sdtdh="http://schemas.microsoft.com/office/word/2020/wordml/sdtdatahash" xmlns:w16sdtfl="http://schemas.microsoft.com/office/word/2024/wordml/sdtformatlock" xmlns:w16se="http://schemas.microsoft.com/office/word/2015/wordml/symex" xmlns:wpg="http://schemas.microsoft.com/office/word/2010/wordprocessingGroup" xmlns:wpi="http://schemas.microsoft.com/office/word/2010/wordprocessingInk" xmlns:wne="http://schemas.microsoft.com/office/word/2006/wordml" xmlns:wps="http://schemas.microsoft.com/office/word/2010/wordprocessingShape" mc:Ignorable="w14 w15 w16se w16cid w16 w16cex w16sdtdh w16sdtfl w16du wp14">
+<w:ftr xmlns:wpc="http://schemas.microsoft.com/office/word/2010/wordprocessingCanvas" xmlns:cx="http://schemas.microsoft.com/office/drawing/2014/chartex" xmlns:cx1="http://schemas.microsoft.com/office/drawing/2015/9/8/chartex" xmlns:cx2="http://schemas.microsoft.com/office/drawing/2015/10/21/chartex" xmlns:cx3="http://schemas.microsoft.com/office/drawing/2016/5/9/chartex" xmlns:cx4="http://schemas.microsoft.com/office/drawing/2016/5/10/chartex" xmlns:cx5="http://schemas.microsoft.com/office/drawing/2016/5/11/chartex" xmlns:cx6="http://schemas.microsoft.com/office/drawing/2016/5/12/chartex" xmlns:cx7="http://schemas.microsoft.com/office/drawing/2016/5/13/chartex" xmlns:cx8="http://schemas.microsoft.com/office/drawing/2016/5/14/chartex" xmlns:mc="http://schemas.openxmlformats.org/markup-compatibility/2006" xmlns:aink="http://schemas.microsoft.com/office/drawing/2016/ink" xmlns:am3d="http://schemas.microsoft.com/office/drawing/2017/model3d" xmlns:o="urn:schemas-microsoft-com:office:office" xmlns:oel="http://schemas.microsoft.com/office/2019/extlst" xmlns:r="http://schemas.openxmlformats.org/officeDocument/2006/relationships" xmlns:m="http://schemas.openxmlformats.org/officeDocument/2006/math" xmlns:v="urn:schemas-microsoft-com:vml" xmlns:wp14="http://schemas.microsoft.com/office/word/2010/wordprocessingDrawing" xmlns:wp="http://schemas.openxmlformats.org/drawingml/2006/wordprocessingDrawing" xmlns:w10="urn:schemas-microsoft-com:office:word" xmlns:w="http://schemas.openxmlformats.org/wordprocessingml/2006/main" xmlns:w14="http://schemas.microsoft.com/office/word/2010/wordml" xmlns:w15="http://schemas.microsoft.com/office/word/2012/wordml" xmlns:w16cei="http://schemas.microsoft.com/office/word/2026/wordml/cei" xmlns:w16cex="http://schemas.microsoft.com/office/word/2018/wordml/cex" xmlns:w16cid="http://schemas.microsoft.com/office/word/2016/wordml/cid" xmlns:w16="http://schemas.microsoft.com/office/word/2018/wordml" xmlns:w16du="http://schemas.microsoft.com/office/word/2023/wordml/word16du" xmlns:w16sdtdh="http://schemas.microsoft.com/office/word/2020/wordml/sdtdatahash" xmlns:w16sdtfl="http://schemas.microsoft.com/office/word/2024/wordml/sdtformatlock" xmlns:w16se="http://schemas.microsoft.com/office/word/2015/wordml/symex" xmlns:wpg="http://schemas.microsoft.com/office/word/2010/wordprocessingGroup" xmlns:wpi="http://schemas.microsoft.com/office/word/2010/wordprocessingInk" xmlns:wne="http://schemas.microsoft.com/office/word/2006/wordml" xmlns:wps="http://schemas.microsoft.com/office/word/2010/wordprocessingShape" mc:Ignorable="w14 w15 w16se w16cid w16 w16cex w16sdtdh w16sdtfl w16du wp14">
   <w:p>
     <w:pPr>
       <w:pStyle w:val="Footer"/>
@@ -1125,7 +1118,7 @@
 </file>
 
 <file path=word/footer2.xml><?xml version="1.0" encoding="utf-8"?>
-<w:ftr xmlns:wpc="http://schemas.microsoft.com/office/word/2010/wordprocessingCanvas" xmlns:cx="http://schemas.microsoft.com/office/drawing/2014/chartex" xmlns:cx1="http://schemas.microsoft.com/office/drawing/2015/9/8/chartex" xmlns:cx2="http://schemas.microsoft.com/office/drawing/2015/10/21/chartex" xmlns:cx3="http://schemas.microsoft.com/office/drawing/2016/5/9/chartex" xmlns:cx4="http://schemas.microsoft.com/office/drawing/2016/5/10/chartex" xmlns:cx5="http://schemas.microsoft.com/office/drawing/2016/5/11/chartex" xmlns:cx6="http://schemas.microsoft.com/office/drawing/2016/5/12/chartex" xmlns:cx7="http://schemas.microsoft.com/office/drawing/2016/5/13/chartex" xmlns:cx8="http://schemas.microsoft.com/office/drawing/2016/5/14/chartex" xmlns:mc="http://schemas.openxmlformats.org/markup-compatibility/2006" xmlns:aink="http://schemas.microsoft.com/office/drawing/2016/ink" xmlns:am3d="http://schemas.microsoft.com/office/drawing/2017/model3d" xmlns:o="urn:schemas-microsoft-com:office:office" xmlns:oel="http://schemas.microsoft.com/office/2019/extlst" xmlns:r="http://schemas.openxmlformats.org/officeDocument/2006/relationships" xmlns:m="http://schemas.openxmlformats.org/officeDocument/2006/math" xmlns:v="urn:schemas-microsoft-com:vml" xmlns:wp14="http://schemas.microsoft.com/office/word/2010/wordprocessingDrawing" xmlns:wp="http://schemas.openxmlformats.org/drawingml/2006/wordprocessingDrawing" xmlns:w10="urn:schemas-microsoft-com:office:word" xmlns:w="http://schemas.openxmlformats.org/wordprocessingml/2006/main" xmlns:w14="http://schemas.microsoft.com/office/word/2010/wordml" xmlns:w15="http://schemas.microsoft.com/office/word/2012/wordml" xmlns:w16cex="http://schemas.microsoft.com/office/word/2018/wordml/cex" xmlns:w16cid="http://schemas.microsoft.com/office/word/2016/wordml/cid" xmlns:w16="http://schemas.microsoft.com/office/word/2018/wordml" xmlns:w16du="http://schemas.microsoft.com/office/word/2023/wordml/word16du" xmlns:w16sdtdh="http://schemas.microsoft.com/office/word/2020/wordml/sdtdatahash" xmlns:w16sdtfl="http://schemas.microsoft.com/office/word/2024/wordml/sdtformatlock" xmlns:w16se="http://schemas.microsoft.com/office/word/2015/wordml/symex" xmlns:wpg="http://schemas.microsoft.com/office/word/2010/wordprocessingGroup" xmlns:wpi="http://schemas.microsoft.com/office/word/2010/wordprocessingInk" xmlns:wne="http://schemas.microsoft.com/office/word/2006/wordml" xmlns:wps="http://schemas.microsoft.com/office/word/2010/wordprocessingShape" mc:Ignorable="w14 w15 w16se w16cid w16 w16cex w16sdtdh w16sdtfl w16du wp14">
+<w:ftr xmlns:wpc="http://schemas.microsoft.com/office/word/2010/wordprocessingCanvas" xmlns:cx="http://schemas.microsoft.com/office/drawing/2014/chartex" xmlns:cx1="http://schemas.microsoft.com/office/drawing/2015/9/8/chartex" xmlns:cx2="http://schemas.microsoft.com/office/drawing/2015/10/21/chartex" xmlns:cx3="http://schemas.microsoft.com/office/drawing/2016/5/9/chartex" xmlns:cx4="http://schemas.microsoft.com/office/drawing/2016/5/10/chartex" xmlns:cx5="http://schemas.microsoft.com/office/drawing/2016/5/11/chartex" xmlns:cx6="http://schemas.microsoft.com/office/drawing/2016/5/12/chartex" xmlns:cx7="http://schemas.microsoft.com/office/drawing/2016/5/13/chartex" xmlns:cx8="http://schemas.microsoft.com/office/drawing/2016/5/14/chartex" xmlns:mc="http://schemas.openxmlformats.org/markup-compatibility/2006" xmlns:aink="http://schemas.microsoft.com/office/drawing/2016/ink" xmlns:am3d="http://schemas.microsoft.com/office/drawing/2017/model3d" xmlns:o="urn:schemas-microsoft-com:office:office" xmlns:oel="http://schemas.microsoft.com/office/2019/extlst" xmlns:r="http://schemas.openxmlformats.org/officeDocument/2006/relationships" xmlns:m="http://schemas.openxmlformats.org/officeDocument/2006/math" xmlns:v="urn:schemas-microsoft-com:vml" xmlns:wp14="http://schemas.microsoft.com/office/word/2010/wordprocessingDrawing" xmlns:wp="http://schemas.openxmlformats.org/drawingml/2006/wordprocessingDrawing" xmlns:w10="urn:schemas-microsoft-com:office:word" xmlns:w="http://schemas.openxmlformats.org/wordprocessingml/2006/main" xmlns:w14="http://schemas.microsoft.com/office/word/2010/wordml" xmlns:w15="http://schemas.microsoft.com/office/word/2012/wordml" xmlns:w16cei="http://schemas.microsoft.com/office/word/2026/wordml/cei" xmlns:w16cex="http://schemas.microsoft.com/office/word/2018/wordml/cex" xmlns:w16cid="http://schemas.microsoft.com/office/word/2016/wordml/cid" xmlns:w16="http://schemas.microsoft.com/office/word/2018/wordml" xmlns:w16du="http://schemas.microsoft.com/office/word/2023/wordml/word16du" xmlns:w16sdtdh="http://schemas.microsoft.com/office/word/2020/wordml/sdtdatahash" xmlns:w16sdtfl="http://schemas.microsoft.com/office/word/2024/wordml/sdtformatlock" xmlns:w16se="http://schemas.microsoft.com/office/word/2015/wordml/symex" xmlns:wpg="http://schemas.microsoft.com/office/word/2010/wordprocessingGroup" xmlns:wpi="http://schemas.microsoft.com/office/word/2010/wordprocessingInk" xmlns:wne="http://schemas.microsoft.com/office/word/2006/wordml" xmlns:wps="http://schemas.microsoft.com/office/word/2010/wordprocessingShape" mc:Ignorable="w14 w15 w16se w16cid w16 w16cex w16sdtdh w16sdtfl w16du wp14">
   <w:sdt>
     <w:sdtPr>
       <w:id w:val="1553816829"/>
@@ -1186,7 +1179,6 @@
           </w:rPr>
           <w:t xml:space="preserve"> </w:t>
         </w:r>
-        <w:proofErr w:type="spellStart"/>
         <w:r>
           <w:rPr>
             <w:i/>
@@ -1194,17 +1186,7 @@
             <w:sz w:val="18"/>
             <w:szCs w:val="18"/>
           </w:rPr>
-          <w:t>HKPropel</w:t>
-        </w:r>
-        <w:proofErr w:type="spellEnd"/>
-        <w:r>
-          <w:rPr>
-            <w:i/>
-            <w:iCs/>
-            <w:sz w:val="18"/>
-            <w:szCs w:val="18"/>
-          </w:rPr>
-          <w:t xml:space="preserve"> Access</w:t>
+          <w:t>HKPropel Access</w:t>
         </w:r>
         <w:r>
           <w:rPr>
@@ -1274,7 +1256,7 @@
 </file>
 
 <file path=word/footer3.xml><?xml version="1.0" encoding="utf-8"?>
-<w:ftr xmlns:wpc="http://schemas.microsoft.com/office/word/2010/wordprocessingCanvas" xmlns:cx="http://schemas.microsoft.com/office/drawing/2014/chartex" xmlns:cx1="http://schemas.microsoft.com/office/drawing/2015/9/8/chartex" xmlns:cx2="http://schemas.microsoft.com/office/drawing/2015/10/21/chartex" xmlns:cx3="http://schemas.microsoft.com/office/drawing/2016/5/9/chartex" xmlns:cx4="http://schemas.microsoft.com/office/drawing/2016/5/10/chartex" xmlns:cx5="http://schemas.microsoft.com/office/drawing/2016/5/11/chartex" xmlns:cx6="http://schemas.microsoft.com/office/drawing/2016/5/12/chartex" xmlns:cx7="http://schemas.microsoft.com/office/drawing/2016/5/13/chartex" xmlns:cx8="http://schemas.microsoft.com/office/drawing/2016/5/14/chartex" xmlns:mc="http://schemas.openxmlformats.org/markup-compatibility/2006" xmlns:aink="http://schemas.microsoft.com/office/drawing/2016/ink" xmlns:am3d="http://schemas.microsoft.com/office/drawing/2017/model3d" xmlns:o="urn:schemas-microsoft-com:office:office" xmlns:oel="http://schemas.microsoft.com/office/2019/extlst" xmlns:r="http://schemas.openxmlformats.org/officeDocument/2006/relationships" xmlns:m="http://schemas.openxmlformats.org/officeDocument/2006/math" xmlns:v="urn:schemas-microsoft-com:vml" xmlns:wp14="http://schemas.microsoft.com/office/word/2010/wordprocessingDrawing" xmlns:wp="http://schemas.openxmlformats.org/drawingml/2006/wordprocessingDrawing" xmlns:w10="urn:schemas-microsoft-com:office:word" xmlns:w="http://schemas.openxmlformats.org/wordprocessingml/2006/main" xmlns:w14="http://schemas.microsoft.com/office/word/2010/wordml" xmlns:w15="http://schemas.microsoft.com/office/word/2012/wordml" xmlns:w16cex="http://schemas.microsoft.com/office/word/2018/wordml/cex" xmlns:w16cid="http://schemas.microsoft.com/office/word/2016/wordml/cid" xmlns:w16="http://schemas.microsoft.com/office/word/2018/wordml" xmlns:w16du="http://schemas.microsoft.com/office/word/2023/wordml/word16du" xmlns:w16sdtdh="http://schemas.microsoft.com/office/word/2020/wordml/sdtdatahash" xmlns:w16sdtfl="http://schemas.microsoft.com/office/word/2024/wordml/sdtformatlock" xmlns:w16se="http://schemas.microsoft.com/office/word/2015/wordml/symex" xmlns:wpg="http://schemas.microsoft.com/office/word/2010/wordprocessingGroup" xmlns:wpi="http://schemas.microsoft.com/office/word/2010/wordprocessingInk" xmlns:wne="http://schemas.microsoft.com/office/word/2006/wordml" xmlns:wps="http://schemas.microsoft.com/office/word/2010/wordprocessingShape" mc:Ignorable="w14 w15 w16se w16cid w16 w16cex w16sdtdh w16sdtfl w16du wp14">
+<w:ftr xmlns:wpc="http://schemas.microsoft.com/office/word/2010/wordprocessingCanvas" xmlns:cx="http://schemas.microsoft.com/office/drawing/2014/chartex" xmlns:cx1="http://schemas.microsoft.com/office/drawing/2015/9/8/chartex" xmlns:cx2="http://schemas.microsoft.com/office/drawing/2015/10/21/chartex" xmlns:cx3="http://schemas.microsoft.com/office/drawing/2016/5/9/chartex" xmlns:cx4="http://schemas.microsoft.com/office/drawing/2016/5/10/chartex" xmlns:cx5="http://schemas.microsoft.com/office/drawing/2016/5/11/chartex" xmlns:cx6="http://schemas.microsoft.com/office/drawing/2016/5/12/chartex" xmlns:cx7="http://schemas.microsoft.com/office/drawing/2016/5/13/chartex" xmlns:cx8="http://schemas.microsoft.com/office/drawing/2016/5/14/chartex" xmlns:mc="http://schemas.openxmlformats.org/markup-compatibility/2006" xmlns:aink="http://schemas.microsoft.com/office/drawing/2016/ink" xmlns:am3d="http://schemas.microsoft.com/office/drawing/2017/model3d" xmlns:o="urn:schemas-microsoft-com:office:office" xmlns:oel="http://schemas.microsoft.com/office/2019/extlst" xmlns:r="http://schemas.openxmlformats.org/officeDocument/2006/relationships" xmlns:m="http://schemas.openxmlformats.org/officeDocument/2006/math" xmlns:v="urn:schemas-microsoft-com:vml" xmlns:wp14="http://schemas.microsoft.com/office/word/2010/wordprocessingDrawing" xmlns:wp="http://schemas.openxmlformats.org/drawingml/2006/wordprocessingDrawing" xmlns:w10="urn:schemas-microsoft-com:office:word" xmlns:w="http://schemas.openxmlformats.org/wordprocessingml/2006/main" xmlns:w14="http://schemas.microsoft.com/office/word/2010/wordml" xmlns:w15="http://schemas.microsoft.com/office/word/2012/wordml" xmlns:w16cei="http://schemas.microsoft.com/office/word/2026/wordml/cei" xmlns:w16cex="http://schemas.microsoft.com/office/word/2018/wordml/cex" xmlns:w16cid="http://schemas.microsoft.com/office/word/2016/wordml/cid" xmlns:w16="http://schemas.microsoft.com/office/word/2018/wordml" xmlns:w16du="http://schemas.microsoft.com/office/word/2023/wordml/word16du" xmlns:w16sdtdh="http://schemas.microsoft.com/office/word/2020/wordml/sdtdatahash" xmlns:w16sdtfl="http://schemas.microsoft.com/office/word/2024/wordml/sdtformatlock" xmlns:w16se="http://schemas.microsoft.com/office/word/2015/wordml/symex" xmlns:wpg="http://schemas.microsoft.com/office/word/2010/wordprocessingGroup" xmlns:wpi="http://schemas.microsoft.com/office/word/2010/wordprocessingInk" xmlns:wne="http://schemas.microsoft.com/office/word/2006/wordml" xmlns:wps="http://schemas.microsoft.com/office/word/2010/wordprocessingShape" mc:Ignorable="w14 w15 w16se w16cid w16 w16cex w16sdtdh w16sdtfl w16du wp14">
   <w:p>
     <w:pPr>
       <w:pStyle w:val="Footer"/>
@@ -1284,7 +1266,7 @@
 </file>
 
 <file path=word/footnotes.xml><?xml version="1.0" encoding="utf-8"?>
-<w:footnotes xmlns:wpc="http://schemas.microsoft.com/office/word/2010/wordprocessingCanvas" xmlns:cx="http://schemas.microsoft.com/office/drawing/2014/chartex" xmlns:cx1="http://schemas.microsoft.com/office/drawing/2015/9/8/chartex" xmlns:cx2="http://schemas.microsoft.com/office/drawing/2015/10/21/chartex" xmlns:cx3="http://schemas.microsoft.com/office/drawing/2016/5/9/chartex" xmlns:cx4="http://schemas.microsoft.com/office/drawing/2016/5/10/chartex" xmlns:cx5="http://schemas.microsoft.com/office/drawing/2016/5/11/chartex" xmlns:cx6="http://schemas.microsoft.com/office/drawing/2016/5/12/chartex" xmlns:cx7="http://schemas.microsoft.com/office/drawing/2016/5/13/chartex" xmlns:cx8="http://schemas.microsoft.com/office/drawing/2016/5/14/chartex" xmlns:mc="http://schemas.openxmlformats.org/markup-compatibility/2006" xmlns:aink="http://schemas.microsoft.com/office/drawing/2016/ink" xmlns:am3d="http://schemas.microsoft.com/office/drawing/2017/model3d" xmlns:o="urn:schemas-microsoft-com:office:office" xmlns:oel="http://schemas.microsoft.com/office/2019/extlst" xmlns:r="http://schemas.openxmlformats.org/officeDocument/2006/relationships" xmlns:m="http://schemas.openxmlformats.org/officeDocument/2006/math" xmlns:v="urn:schemas-microsoft-com:vml" xmlns:wp14="http://schemas.microsoft.com/office/word/2010/wordprocessingDrawing" xmlns:wp="http://schemas.openxmlformats.org/drawingml/2006/wordprocessingDrawing" xmlns:w10="urn:schemas-microsoft-com:office:word" xmlns:w="http://schemas.openxmlformats.org/wordprocessingml/2006/main" xmlns:w14="http://schemas.microsoft.com/office/word/2010/wordml" xmlns:w15="http://schemas.microsoft.com/office/word/2012/wordml" xmlns:w16cex="http://schemas.microsoft.com/office/word/2018/wordml/cex" xmlns:w16cid="http://schemas.microsoft.com/office/word/2016/wordml/cid" xmlns:w16="http://schemas.microsoft.com/office/word/2018/wordml" xmlns:w16du="http://schemas.microsoft.com/office/word/2023/wordml/word16du" xmlns:w16sdtdh="http://schemas.microsoft.com/office/word/2020/wordml/sdtdatahash" xmlns:w16sdtfl="http://schemas.microsoft.com/office/word/2024/wordml/sdtformatlock" xmlns:w16se="http://schemas.microsoft.com/office/word/2015/wordml/symex" xmlns:wpg="http://schemas.microsoft.com/office/word/2010/wordprocessingGroup" xmlns:wpi="http://schemas.microsoft.com/office/word/2010/wordprocessingInk" xmlns:wne="http://schemas.microsoft.com/office/word/2006/wordml" xmlns:wps="http://schemas.microsoft.com/office/word/2010/wordprocessingShape" mc:Ignorable="w14 w15 w16se w16cid w16 w16cex w16sdtdh w16sdtfl w16du wp14">
+<w:footnotes xmlns:wpc="http://schemas.microsoft.com/office/word/2010/wordprocessingCanvas" xmlns:cx="http://schemas.microsoft.com/office/drawing/2014/chartex" xmlns:cx1="http://schemas.microsoft.com/office/drawing/2015/9/8/chartex" xmlns:cx2="http://schemas.microsoft.com/office/drawing/2015/10/21/chartex" xmlns:cx3="http://schemas.microsoft.com/office/drawing/2016/5/9/chartex" xmlns:cx4="http://schemas.microsoft.com/office/drawing/2016/5/10/chartex" xmlns:cx5="http://schemas.microsoft.com/office/drawing/2016/5/11/chartex" xmlns:cx6="http://schemas.microsoft.com/office/drawing/2016/5/12/chartex" xmlns:cx7="http://schemas.microsoft.com/office/drawing/2016/5/13/chartex" xmlns:cx8="http://schemas.microsoft.com/office/drawing/2016/5/14/chartex" xmlns:mc="http://schemas.openxmlformats.org/markup-compatibility/2006" xmlns:aink="http://schemas.microsoft.com/office/drawing/2016/ink" xmlns:am3d="http://schemas.microsoft.com/office/drawing/2017/model3d" xmlns:o="urn:schemas-microsoft-com:office:office" xmlns:oel="http://schemas.microsoft.com/office/2019/extlst" xmlns:r="http://schemas.openxmlformats.org/officeDocument/2006/relationships" xmlns:m="http://schemas.openxmlformats.org/officeDocument/2006/math" xmlns:v="urn:schemas-microsoft-com:vml" xmlns:wp14="http://schemas.microsoft.com/office/word/2010/wordprocessingDrawing" xmlns:wp="http://schemas.openxmlformats.org/drawingml/2006/wordprocessingDrawing" xmlns:w10="urn:schemas-microsoft-com:office:word" xmlns:w="http://schemas.openxmlformats.org/wordprocessingml/2006/main" xmlns:w14="http://schemas.microsoft.com/office/word/2010/wordml" xmlns:w15="http://schemas.microsoft.com/office/word/2012/wordml" xmlns:w16cei="http://schemas.microsoft.com/office/word/2026/wordml/cei" xmlns:w16cex="http://schemas.microsoft.com/office/word/2018/wordml/cex" xmlns:w16cid="http://schemas.microsoft.com/office/word/2016/wordml/cid" xmlns:w16="http://schemas.microsoft.com/office/word/2018/wordml" xmlns:w16du="http://schemas.microsoft.com/office/word/2023/wordml/word16du" xmlns:w16sdtdh="http://schemas.microsoft.com/office/word/2020/wordml/sdtdatahash" xmlns:w16sdtfl="http://schemas.microsoft.com/office/word/2024/wordml/sdtformatlock" xmlns:w16se="http://schemas.microsoft.com/office/word/2015/wordml/symex" xmlns:wpg="http://schemas.microsoft.com/office/word/2010/wordprocessingGroup" xmlns:wpi="http://schemas.microsoft.com/office/word/2010/wordprocessingInk" xmlns:wne="http://schemas.microsoft.com/office/word/2006/wordml" xmlns:wps="http://schemas.microsoft.com/office/word/2010/wordprocessingShape" mc:Ignorable="w14 w15 w16se w16cid w16 w16cex w16sdtdh w16sdtfl w16du wp14">
   <w:footnote w:type="separator" w:id="-1">
     <w:p>
       <w:pPr>
@@ -1309,7 +1291,7 @@
 </file>
 
 <file path=word/header1.xml><?xml version="1.0" encoding="utf-8"?>
-<w:hdr xmlns:wpc="http://schemas.microsoft.com/office/word/2010/wordprocessingCanvas" xmlns:cx="http://schemas.microsoft.com/office/drawing/2014/chartex" xmlns:cx1="http://schemas.microsoft.com/office/drawing/2015/9/8/chartex" xmlns:cx2="http://schemas.microsoft.com/office/drawing/2015/10/21/chartex" xmlns:cx3="http://schemas.microsoft.com/office/drawing/2016/5/9/chartex" xmlns:cx4="http://schemas.microsoft.com/office/drawing/2016/5/10/chartex" xmlns:cx5="http://schemas.microsoft.com/office/drawing/2016/5/11/chartex" xmlns:cx6="http://schemas.microsoft.com/office/drawing/2016/5/12/chartex" xmlns:cx7="http://schemas.microsoft.com/office/drawing/2016/5/13/chartex" xmlns:cx8="http://schemas.microsoft.com/office/drawing/2016/5/14/chartex" xmlns:mc="http://schemas.openxmlformats.org/markup-compatibility/2006" xmlns:aink="http://schemas.microsoft.com/office/drawing/2016/ink" xmlns:am3d="http://schemas.microsoft.com/office/drawing/2017/model3d" xmlns:o="urn:schemas-microsoft-com:office:office" xmlns:oel="http://schemas.microsoft.com/office/2019/extlst" xmlns:r="http://schemas.openxmlformats.org/officeDocument/2006/relationships" xmlns:m="http://schemas.openxmlformats.org/officeDocument/2006/math" xmlns:v="urn:schemas-microsoft-com:vml" xmlns:wp14="http://schemas.microsoft.com/office/word/2010/wordprocessingDrawing" xmlns:wp="http://schemas.openxmlformats.org/drawingml/2006/wordprocessingDrawing" xmlns:w10="urn:schemas-microsoft-com:office:word" xmlns:w="http://schemas.openxmlformats.org/wordprocessingml/2006/main" xmlns:w14="http://schemas.microsoft.com/office/word/2010/wordml" xmlns:w15="http://schemas.microsoft.com/office/word/2012/wordml" xmlns:w16cex="http://schemas.microsoft.com/office/word/2018/wordml/cex" xmlns:w16cid="http://schemas.microsoft.com/office/word/2016/wordml/cid" xmlns:w16="http://schemas.microsoft.com/office/word/2018/wordml" xmlns:w16du="http://schemas.microsoft.com/office/word/2023/wordml/word16du" xmlns:w16sdtdh="http://schemas.microsoft.com/office/word/2020/wordml/sdtdatahash" xmlns:w16sdtfl="http://schemas.microsoft.com/office/word/2024/wordml/sdtformatlock" xmlns:w16se="http://schemas.microsoft.com/office/word/2015/wordml/symex" xmlns:wpg="http://schemas.microsoft.com/office/word/2010/wordprocessingGroup" xmlns:wpi="http://schemas.microsoft.com/office/word/2010/wordprocessingInk" xmlns:wne="http://schemas.microsoft.com/office/word/2006/wordml" xmlns:wps="http://schemas.microsoft.com/office/word/2010/wordprocessingShape" mc:Ignorable="w14 w15 w16se w16cid w16 w16cex w16sdtdh w16sdtfl w16du wp14">
+<w:hdr xmlns:wpc="http://schemas.microsoft.com/office/word/2010/wordprocessingCanvas" xmlns:cx="http://schemas.microsoft.com/office/drawing/2014/chartex" xmlns:cx1="http://schemas.microsoft.com/office/drawing/2015/9/8/chartex" xmlns:cx2="http://schemas.microsoft.com/office/drawing/2015/10/21/chartex" xmlns:cx3="http://schemas.microsoft.com/office/drawing/2016/5/9/chartex" xmlns:cx4="http://schemas.microsoft.com/office/drawing/2016/5/10/chartex" xmlns:cx5="http://schemas.microsoft.com/office/drawing/2016/5/11/chartex" xmlns:cx6="http://schemas.microsoft.com/office/drawing/2016/5/12/chartex" xmlns:cx7="http://schemas.microsoft.com/office/drawing/2016/5/13/chartex" xmlns:cx8="http://schemas.microsoft.com/office/drawing/2016/5/14/chartex" xmlns:mc="http://schemas.openxmlformats.org/markup-compatibility/2006" xmlns:aink="http://schemas.microsoft.com/office/drawing/2016/ink" xmlns:am3d="http://schemas.microsoft.com/office/drawing/2017/model3d" xmlns:o="urn:schemas-microsoft-com:office:office" xmlns:oel="http://schemas.microsoft.com/office/2019/extlst" xmlns:r="http://schemas.openxmlformats.org/officeDocument/2006/relationships" xmlns:m="http://schemas.openxmlformats.org/officeDocument/2006/math" xmlns:v="urn:schemas-microsoft-com:vml" xmlns:wp14="http://schemas.microsoft.com/office/word/2010/wordprocessingDrawing" xmlns:wp="http://schemas.openxmlformats.org/drawingml/2006/wordprocessingDrawing" xmlns:w10="urn:schemas-microsoft-com:office:word" xmlns:w="http://schemas.openxmlformats.org/wordprocessingml/2006/main" xmlns:w14="http://schemas.microsoft.com/office/word/2010/wordml" xmlns:w15="http://schemas.microsoft.com/office/word/2012/wordml" xmlns:w16cei="http://schemas.microsoft.com/office/word/2026/wordml/cei" xmlns:w16cex="http://schemas.microsoft.com/office/word/2018/wordml/cex" xmlns:w16cid="http://schemas.microsoft.com/office/word/2016/wordml/cid" xmlns:w16="http://schemas.microsoft.com/office/word/2018/wordml" xmlns:w16du="http://schemas.microsoft.com/office/word/2023/wordml/word16du" xmlns:w16sdtdh="http://schemas.microsoft.com/office/word/2020/wordml/sdtdatahash" xmlns:w16sdtfl="http://schemas.microsoft.com/office/word/2024/wordml/sdtformatlock" xmlns:w16se="http://schemas.microsoft.com/office/word/2015/wordml/symex" xmlns:wpg="http://schemas.microsoft.com/office/word/2010/wordprocessingGroup" xmlns:wpi="http://schemas.microsoft.com/office/word/2010/wordprocessingInk" xmlns:wne="http://schemas.microsoft.com/office/word/2006/wordml" xmlns:wps="http://schemas.microsoft.com/office/word/2010/wordprocessingShape" mc:Ignorable="w14 w15 w16se w16cid w16 w16cex w16sdtdh w16sdtfl w16du wp14">
   <w:p>
     <w:pPr>
       <w:pStyle w:val="Header"/>
@@ -1319,7 +1301,7 @@
 </file>
 
 <file path=word/header2.xml><?xml version="1.0" encoding="utf-8"?>
-<w:hdr xmlns:wpc="http://schemas.microsoft.com/office/word/2010/wordprocessingCanvas" xmlns:cx="http://schemas.microsoft.com/office/drawing/2014/chartex" xmlns:cx1="http://schemas.microsoft.com/office/drawing/2015/9/8/chartex" xmlns:cx2="http://schemas.microsoft.com/office/drawing/2015/10/21/chartex" xmlns:cx3="http://schemas.microsoft.com/office/drawing/2016/5/9/chartex" xmlns:cx4="http://schemas.microsoft.com/office/drawing/2016/5/10/chartex" xmlns:cx5="http://schemas.microsoft.com/office/drawing/2016/5/11/chartex" xmlns:cx6="http://schemas.microsoft.com/office/drawing/2016/5/12/chartex" xmlns:cx7="http://schemas.microsoft.com/office/drawing/2016/5/13/chartex" xmlns:cx8="http://schemas.microsoft.com/office/drawing/2016/5/14/chartex" xmlns:mc="http://schemas.openxmlformats.org/markup-compatibility/2006" xmlns:aink="http://schemas.microsoft.com/office/drawing/2016/ink" xmlns:am3d="http://schemas.microsoft.com/office/drawing/2017/model3d" xmlns:o="urn:schemas-microsoft-com:office:office" xmlns:oel="http://schemas.microsoft.com/office/2019/extlst" xmlns:r="http://schemas.openxmlformats.org/officeDocument/2006/relationships" xmlns:m="http://schemas.openxmlformats.org/officeDocument/2006/math" xmlns:v="urn:schemas-microsoft-com:vml" xmlns:wp14="http://schemas.microsoft.com/office/word/2010/wordprocessingDrawing" xmlns:wp="http://schemas.openxmlformats.org/drawingml/2006/wordprocessingDrawing" xmlns:w10="urn:schemas-microsoft-com:office:word" xmlns:w="http://schemas.openxmlformats.org/wordprocessingml/2006/main" xmlns:w14="http://schemas.microsoft.com/office/word/2010/wordml" xmlns:w15="http://schemas.microsoft.com/office/word/2012/wordml" xmlns:w16cex="http://schemas.microsoft.com/office/word/2018/wordml/cex" xmlns:w16cid="http://schemas.microsoft.com/office/word/2016/wordml/cid" xmlns:w16="http://schemas.microsoft.com/office/word/2018/wordml" xmlns:w16du="http://schemas.microsoft.com/office/word/2023/wordml/word16du" xmlns:w16sdtdh="http://schemas.microsoft.com/office/word/2020/wordml/sdtdatahash" xmlns:w16sdtfl="http://schemas.microsoft.com/office/word/2024/wordml/sdtformatlock" xmlns:w16se="http://schemas.microsoft.com/office/word/2015/wordml/symex" xmlns:wpg="http://schemas.microsoft.com/office/word/2010/wordprocessingGroup" xmlns:wpi="http://schemas.microsoft.com/office/word/2010/wordprocessingInk" xmlns:wne="http://schemas.microsoft.com/office/word/2006/wordml" xmlns:wps="http://schemas.microsoft.com/office/word/2010/wordprocessingShape" mc:Ignorable="w14 w15 w16se w16cid w16 w16cex w16sdtdh w16sdtfl w16du wp14">
+<w:hdr xmlns:wpc="http://schemas.microsoft.com/office/word/2010/wordprocessingCanvas" xmlns:cx="http://schemas.microsoft.com/office/drawing/2014/chartex" xmlns:cx1="http://schemas.microsoft.com/office/drawing/2015/9/8/chartex" xmlns:cx2="http://schemas.microsoft.com/office/drawing/2015/10/21/chartex" xmlns:cx3="http://schemas.microsoft.com/office/drawing/2016/5/9/chartex" xmlns:cx4="http://schemas.microsoft.com/office/drawing/2016/5/10/chartex" xmlns:cx5="http://schemas.microsoft.com/office/drawing/2016/5/11/chartex" xmlns:cx6="http://schemas.microsoft.com/office/drawing/2016/5/12/chartex" xmlns:cx7="http://schemas.microsoft.com/office/drawing/2016/5/13/chartex" xmlns:cx8="http://schemas.microsoft.com/office/drawing/2016/5/14/chartex" xmlns:mc="http://schemas.openxmlformats.org/markup-compatibility/2006" xmlns:aink="http://schemas.microsoft.com/office/drawing/2016/ink" xmlns:am3d="http://schemas.microsoft.com/office/drawing/2017/model3d" xmlns:o="urn:schemas-microsoft-com:office:office" xmlns:oel="http://schemas.microsoft.com/office/2019/extlst" xmlns:r="http://schemas.openxmlformats.org/officeDocument/2006/relationships" xmlns:m="http://schemas.openxmlformats.org/officeDocument/2006/math" xmlns:v="urn:schemas-microsoft-com:vml" xmlns:wp14="http://schemas.microsoft.com/office/word/2010/wordprocessingDrawing" xmlns:wp="http://schemas.openxmlformats.org/drawingml/2006/wordprocessingDrawing" xmlns:w10="urn:schemas-microsoft-com:office:word" xmlns:w="http://schemas.openxmlformats.org/wordprocessingml/2006/main" xmlns:w14="http://schemas.microsoft.com/office/word/2010/wordml" xmlns:w15="http://schemas.microsoft.com/office/word/2012/wordml" xmlns:w16cei="http://schemas.microsoft.com/office/word/2026/wordml/cei" xmlns:w16cex="http://schemas.microsoft.com/office/word/2018/wordml/cex" xmlns:w16cid="http://schemas.microsoft.com/office/word/2016/wordml/cid" xmlns:w16="http://schemas.microsoft.com/office/word/2018/wordml" xmlns:w16du="http://schemas.microsoft.com/office/word/2023/wordml/word16du" xmlns:w16sdtdh="http://schemas.microsoft.com/office/word/2020/wordml/sdtdatahash" xmlns:w16sdtfl="http://schemas.microsoft.com/office/word/2024/wordml/sdtformatlock" xmlns:w16se="http://schemas.microsoft.com/office/word/2015/wordml/symex" xmlns:wpg="http://schemas.microsoft.com/office/word/2010/wordprocessingGroup" xmlns:wpi="http://schemas.microsoft.com/office/word/2010/wordprocessingInk" xmlns:wne="http://schemas.microsoft.com/office/word/2006/wordml" xmlns:wps="http://schemas.microsoft.com/office/word/2010/wordprocessingShape" mc:Ignorable="w14 w15 w16se w16cid w16 w16cex w16sdtdh w16sdtfl w16du wp14">
   <w:p>
     <w:pPr>
       <w:pStyle w:val="Header"/>
@@ -1329,7 +1311,7 @@
 </file>
 
 <file path=word/header3.xml><?xml version="1.0" encoding="utf-8"?>
-<w:hdr xmlns:wpc="http://schemas.microsoft.com/office/word/2010/wordprocessingCanvas" xmlns:cx="http://schemas.microsoft.com/office/drawing/2014/chartex" xmlns:cx1="http://schemas.microsoft.com/office/drawing/2015/9/8/chartex" xmlns:cx2="http://schemas.microsoft.com/office/drawing/2015/10/21/chartex" xmlns:cx3="http://schemas.microsoft.com/office/drawing/2016/5/9/chartex" xmlns:cx4="http://schemas.microsoft.com/office/drawing/2016/5/10/chartex" xmlns:cx5="http://schemas.microsoft.com/office/drawing/2016/5/11/chartex" xmlns:cx6="http://schemas.microsoft.com/office/drawing/2016/5/12/chartex" xmlns:cx7="http://schemas.microsoft.com/office/drawing/2016/5/13/chartex" xmlns:cx8="http://schemas.microsoft.com/office/drawing/2016/5/14/chartex" xmlns:mc="http://schemas.openxmlformats.org/markup-compatibility/2006" xmlns:aink="http://schemas.microsoft.com/office/drawing/2016/ink" xmlns:am3d="http://schemas.microsoft.com/office/drawing/2017/model3d" xmlns:o="urn:schemas-microsoft-com:office:office" xmlns:oel="http://schemas.microsoft.com/office/2019/extlst" xmlns:r="http://schemas.openxmlformats.org/officeDocument/2006/relationships" xmlns:m="http://schemas.openxmlformats.org/officeDocument/2006/math" xmlns:v="urn:schemas-microsoft-com:vml" xmlns:wp14="http://schemas.microsoft.com/office/word/2010/wordprocessingDrawing" xmlns:wp="http://schemas.openxmlformats.org/drawingml/2006/wordprocessingDrawing" xmlns:w10="urn:schemas-microsoft-com:office:word" xmlns:w="http://schemas.openxmlformats.org/wordprocessingml/2006/main" xmlns:w14="http://schemas.microsoft.com/office/word/2010/wordml" xmlns:w15="http://schemas.microsoft.com/office/word/2012/wordml" xmlns:w16cex="http://schemas.microsoft.com/office/word/2018/wordml/cex" xmlns:w16cid="http://schemas.microsoft.com/office/word/2016/wordml/cid" xmlns:w16="http://schemas.microsoft.com/office/word/2018/wordml" xmlns:w16du="http://schemas.microsoft.com/office/word/2023/wordml/word16du" xmlns:w16sdtdh="http://schemas.microsoft.com/office/word/2020/wordml/sdtdatahash" xmlns:w16sdtfl="http://schemas.microsoft.com/office/word/2024/wordml/sdtformatlock" xmlns:w16se="http://schemas.microsoft.com/office/word/2015/wordml/symex" xmlns:wpg="http://schemas.microsoft.com/office/word/2010/wordprocessingGroup" xmlns:wpi="http://schemas.microsoft.com/office/word/2010/wordprocessingInk" xmlns:wne="http://schemas.microsoft.com/office/word/2006/wordml" xmlns:wps="http://schemas.microsoft.com/office/word/2010/wordprocessingShape" mc:Ignorable="w14 w15 w16se w16cid w16 w16cex w16sdtdh w16sdtfl w16du wp14">
+<w:hdr xmlns:wpc="http://schemas.microsoft.com/office/word/2010/wordprocessingCanvas" xmlns:cx="http://schemas.microsoft.com/office/drawing/2014/chartex" xmlns:cx1="http://schemas.microsoft.com/office/drawing/2015/9/8/chartex" xmlns:cx2="http://schemas.microsoft.com/office/drawing/2015/10/21/chartex" xmlns:cx3="http://schemas.microsoft.com/office/drawing/2016/5/9/chartex" xmlns:cx4="http://schemas.microsoft.com/office/drawing/2016/5/10/chartex" xmlns:cx5="http://schemas.microsoft.com/office/drawing/2016/5/11/chartex" xmlns:cx6="http://schemas.microsoft.com/office/drawing/2016/5/12/chartex" xmlns:cx7="http://schemas.microsoft.com/office/drawing/2016/5/13/chartex" xmlns:cx8="http://schemas.microsoft.com/office/drawing/2016/5/14/chartex" xmlns:mc="http://schemas.openxmlformats.org/markup-compatibility/2006" xmlns:aink="http://schemas.microsoft.com/office/drawing/2016/ink" xmlns:am3d="http://schemas.microsoft.com/office/drawing/2017/model3d" xmlns:o="urn:schemas-microsoft-com:office:office" xmlns:oel="http://schemas.microsoft.com/office/2019/extlst" xmlns:r="http://schemas.openxmlformats.org/officeDocument/2006/relationships" xmlns:m="http://schemas.openxmlformats.org/officeDocument/2006/math" xmlns:v="urn:schemas-microsoft-com:vml" xmlns:wp14="http://schemas.microsoft.com/office/word/2010/wordprocessingDrawing" xmlns:wp="http://schemas.openxmlformats.org/drawingml/2006/wordprocessingDrawing" xmlns:w10="urn:schemas-microsoft-com:office:word" xmlns:w="http://schemas.openxmlformats.org/wordprocessingml/2006/main" xmlns:w14="http://schemas.microsoft.com/office/word/2010/wordml" xmlns:w15="http://schemas.microsoft.com/office/word/2012/wordml" xmlns:w16cei="http://schemas.microsoft.com/office/word/2026/wordml/cei" xmlns:w16cex="http://schemas.microsoft.com/office/word/2018/wordml/cex" xmlns:w16cid="http://schemas.microsoft.com/office/word/2016/wordml/cid" xmlns:w16="http://schemas.microsoft.com/office/word/2018/wordml" xmlns:w16du="http://schemas.microsoft.com/office/word/2023/wordml/word16du" xmlns:w16sdtdh="http://schemas.microsoft.com/office/word/2020/wordml/sdtdatahash" xmlns:w16sdtfl="http://schemas.microsoft.com/office/word/2024/wordml/sdtformatlock" xmlns:w16se="http://schemas.microsoft.com/office/word/2015/wordml/symex" xmlns:wpg="http://schemas.microsoft.com/office/word/2010/wordprocessingGroup" xmlns:wpi="http://schemas.microsoft.com/office/word/2010/wordprocessingInk" xmlns:wne="http://schemas.microsoft.com/office/word/2006/wordml" xmlns:wps="http://schemas.microsoft.com/office/word/2010/wordprocessingShape" mc:Ignorable="w14 w15 w16se w16cid w16 w16cex w16sdtdh w16sdtfl w16du wp14">
   <w:p>
     <w:pPr>
       <w:pStyle w:val="Header"/>
@@ -1339,7 +1321,7 @@
 </file>
 
 <file path=word/numbering.xml><?xml version="1.0" encoding="utf-8"?>
-<w:numbering xmlns:wpc="http://schemas.microsoft.com/office/word/2010/wordprocessingCanvas" xmlns:cx="http://schemas.microsoft.com/office/drawing/2014/chartex" xmlns:cx1="http://schemas.microsoft.com/office/drawing/2015/9/8/chartex" xmlns:cx2="http://schemas.microsoft.com/office/drawing/2015/10/21/chartex" xmlns:cx3="http://schemas.microsoft.com/office/drawing/2016/5/9/chartex" xmlns:cx4="http://schemas.microsoft.com/office/drawing/2016/5/10/chartex" xmlns:cx5="http://schemas.microsoft.com/office/drawing/2016/5/11/chartex" xmlns:cx6="http://schemas.microsoft.com/office/drawing/2016/5/12/chartex" xmlns:cx7="http://schemas.microsoft.com/office/drawing/2016/5/13/chartex" xmlns:cx8="http://schemas.microsoft.com/office/drawing/2016/5/14/chartex" xmlns:mc="http://schemas.openxmlformats.org/markup-compatibility/2006" xmlns:aink="http://schemas.microsoft.com/office/drawing/2016/ink" xmlns:am3d="http://schemas.microsoft.com/office/drawing/2017/model3d" xmlns:o="urn:schemas-microsoft-com:office:office" xmlns:oel="http://schemas.microsoft.com/office/2019/extlst" xmlns:r="http://schemas.openxmlformats.org/officeDocument/2006/relationships" xmlns:m="http://schemas.openxmlformats.org/officeDocument/2006/math" xmlns:v="urn:schemas-microsoft-com:vml" xmlns:wp14="http://schemas.microsoft.com/office/word/2010/wordprocessingDrawing" xmlns:wp="http://schemas.openxmlformats.org/drawingml/2006/wordprocessingDrawing" xmlns:w10="urn:schemas-microsoft-com:office:word" xmlns:w="http://schemas.openxmlformats.org/wordprocessingml/2006/main" xmlns:w14="http://schemas.microsoft.com/office/word/2010/wordml" xmlns:w15="http://schemas.microsoft.com/office/word/2012/wordml" xmlns:w16cex="http://schemas.microsoft.com/office/word/2018/wordml/cex" xmlns:w16cid="http://schemas.microsoft.com/office/word/2016/wordml/cid" xmlns:w16="http://schemas.microsoft.com/office/word/2018/wordml" xmlns:w16du="http://schemas.microsoft.com/office/word/2023/wordml/word16du" xmlns:w16sdtdh="http://schemas.microsoft.com/office/word/2020/wordml/sdtdatahash" xmlns:w16sdtfl="http://schemas.microsoft.com/office/word/2024/wordml/sdtformatlock" xmlns:w16se="http://schemas.microsoft.com/office/word/2015/wordml/symex" xmlns:wpg="http://schemas.microsoft.com/office/word/2010/wordprocessingGroup" xmlns:wpi="http://schemas.microsoft.com/office/word/2010/wordprocessingInk" xmlns:wne="http://schemas.microsoft.com/office/word/2006/wordml" xmlns:wps="http://schemas.microsoft.com/office/word/2010/wordprocessingShape" mc:Ignorable="w14 w15 w16se w16cid w16 w16cex w16sdtdh w16sdtfl w16du wp14">
+<w:numbering xmlns:wpc="http://schemas.microsoft.com/office/word/2010/wordprocessingCanvas" xmlns:cx="http://schemas.microsoft.com/office/drawing/2014/chartex" xmlns:cx1="http://schemas.microsoft.com/office/drawing/2015/9/8/chartex" xmlns:cx2="http://schemas.microsoft.com/office/drawing/2015/10/21/chartex" xmlns:cx3="http://schemas.microsoft.com/office/drawing/2016/5/9/chartex" xmlns:cx4="http://schemas.microsoft.com/office/drawing/2016/5/10/chartex" xmlns:cx5="http://schemas.microsoft.com/office/drawing/2016/5/11/chartex" xmlns:cx6="http://schemas.microsoft.com/office/drawing/2016/5/12/chartex" xmlns:cx7="http://schemas.microsoft.com/office/drawing/2016/5/13/chartex" xmlns:cx8="http://schemas.microsoft.com/office/drawing/2016/5/14/chartex" xmlns:mc="http://schemas.openxmlformats.org/markup-compatibility/2006" xmlns:aink="http://schemas.microsoft.com/office/drawing/2016/ink" xmlns:am3d="http://schemas.microsoft.com/office/drawing/2017/model3d" xmlns:o="urn:schemas-microsoft-com:office:office" xmlns:oel="http://schemas.microsoft.com/office/2019/extlst" xmlns:r="http://schemas.openxmlformats.org/officeDocument/2006/relationships" xmlns:m="http://schemas.openxmlformats.org/officeDocument/2006/math" xmlns:v="urn:schemas-microsoft-com:vml" xmlns:wp14="http://schemas.microsoft.com/office/word/2010/wordprocessingDrawing" xmlns:wp="http://schemas.openxmlformats.org/drawingml/2006/wordprocessingDrawing" xmlns:w10="urn:schemas-microsoft-com:office:word" xmlns:w="http://schemas.openxmlformats.org/wordprocessingml/2006/main" xmlns:w14="http://schemas.microsoft.com/office/word/2010/wordml" xmlns:w15="http://schemas.microsoft.com/office/word/2012/wordml" xmlns:w16cei="http://schemas.microsoft.com/office/word/2026/wordml/cei" xmlns:w16cex="http://schemas.microsoft.com/office/word/2018/wordml/cex" xmlns:w16cid="http://schemas.microsoft.com/office/word/2016/wordml/cid" xmlns:w16="http://schemas.microsoft.com/office/word/2018/wordml" xmlns:w16du="http://schemas.microsoft.com/office/word/2023/wordml/word16du" xmlns:w16sdtdh="http://schemas.microsoft.com/office/word/2020/wordml/sdtdatahash" xmlns:w16sdtfl="http://schemas.microsoft.com/office/word/2024/wordml/sdtformatlock" xmlns:w16se="http://schemas.microsoft.com/office/word/2015/wordml/symex" xmlns:wpg="http://schemas.microsoft.com/office/word/2010/wordprocessingGroup" xmlns:wpi="http://schemas.microsoft.com/office/word/2010/wordprocessingInk" xmlns:wne="http://schemas.microsoft.com/office/word/2006/wordml" xmlns:wps="http://schemas.microsoft.com/office/word/2010/wordprocessingShape" mc:Ignorable="w14 w15 w16se w16cid w16 w16cex w16sdtdh w16sdtfl w16du wp14">
   <w:abstractNum w:abstractNumId="0" w15:restartNumberingAfterBreak="0">
     <w:nsid w:val="03272340"/>
     <w:multiLevelType w:val="multilevel"/>
@@ -2306,6 +2288,14 @@
     <w:abstractNumId w:val="2"/>
   </w:num>
 </w:numbering>
+</file>
+
+<file path=word/people.xml><?xml version="1.0" encoding="utf-8"?>
+<w15:people xmlns:wpc="http://schemas.microsoft.com/office/word/2010/wordprocessingCanvas" xmlns:cx="http://schemas.microsoft.com/office/drawing/2014/chartex" xmlns:cx1="http://schemas.microsoft.com/office/drawing/2015/9/8/chartex" xmlns:cx2="http://schemas.microsoft.com/office/drawing/2015/10/21/chartex" xmlns:cx3="http://schemas.microsoft.com/office/drawing/2016/5/9/chartex" xmlns:cx4="http://schemas.microsoft.com/office/drawing/2016/5/10/chartex" xmlns:cx5="http://schemas.microsoft.com/office/drawing/2016/5/11/chartex" xmlns:cx6="http://schemas.microsoft.com/office/drawing/2016/5/12/chartex" xmlns:cx7="http://schemas.microsoft.com/office/drawing/2016/5/13/chartex" xmlns:cx8="http://schemas.microsoft.com/office/drawing/2016/5/14/chartex" xmlns:mc="http://schemas.openxmlformats.org/markup-compatibility/2006" xmlns:aink="http://schemas.microsoft.com/office/drawing/2016/ink" xmlns:am3d="http://schemas.microsoft.com/office/drawing/2017/model3d" xmlns:o="urn:schemas-microsoft-com:office:office" xmlns:oel="http://schemas.microsoft.com/office/2019/extlst" xmlns:r="http://schemas.openxmlformats.org/officeDocument/2006/relationships" xmlns:m="http://schemas.openxmlformats.org/officeDocument/2006/math" xmlns:v="urn:schemas-microsoft-com:vml" xmlns:wp14="http://schemas.microsoft.com/office/word/2010/wordprocessingDrawing" xmlns:wp="http://schemas.openxmlformats.org/drawingml/2006/wordprocessingDrawing" xmlns:w10="urn:schemas-microsoft-com:office:word" xmlns:w="http://schemas.openxmlformats.org/wordprocessingml/2006/main" xmlns:w14="http://schemas.microsoft.com/office/word/2010/wordml" xmlns:w15="http://schemas.microsoft.com/office/word/2012/wordml" xmlns:w16cei="http://schemas.microsoft.com/office/word/2026/wordml/cei" xmlns:w16cex="http://schemas.microsoft.com/office/word/2018/wordml/cex" xmlns:w16cid="http://schemas.microsoft.com/office/word/2016/wordml/cid" xmlns:w16="http://schemas.microsoft.com/office/word/2018/wordml" xmlns:w16du="http://schemas.microsoft.com/office/word/2023/wordml/word16du" xmlns:w16sdtdh="http://schemas.microsoft.com/office/word/2020/wordml/sdtdatahash" xmlns:w16sdtfl="http://schemas.microsoft.com/office/word/2024/wordml/sdtformatlock" xmlns:w16se="http://schemas.microsoft.com/office/word/2015/wordml/symex" xmlns:wpg="http://schemas.microsoft.com/office/word/2010/wordprocessingGroup" xmlns:wpi="http://schemas.microsoft.com/office/word/2010/wordprocessingInk" xmlns:wne="http://schemas.microsoft.com/office/word/2006/wordml" xmlns:wps="http://schemas.microsoft.com/office/word/2010/wordprocessingShape" mc:Ignorable="w14 w15 w16se w16cid w16 w16cex w16sdtdh w16sdtfl w16du wp14">
+  <w15:person w15:author="Claire Copa">
+    <w15:presenceInfo w15:providerId="AD" w15:userId="S::clairec@hkusa.com::2ab16b6c-6ed8-415c-83b9-f054f5a63012"/>
+  </w15:person>
+</w15:people>
 </file>
 
 <file path=word/styles.xml><?xml version="1.0" encoding="utf-8"?>
@@ -2912,7 +2902,6 @@
     <w:basedOn w:val="Normal"/>
     <w:link w:val="CommentTextChar"/>
     <w:uiPriority w:val="99"/>
-    <w:semiHidden/>
     <w:unhideWhenUsed/>
     <w:rsid w:val="0014541B"/>
     <w:pPr>
@@ -2928,7 +2917,6 @@
     <w:basedOn w:val="DefaultParagraphFont"/>
     <w:link w:val="CommentText"/>
     <w:uiPriority w:val="99"/>
-    <w:semiHidden/>
     <w:rsid w:val="0014541B"/>
     <w:rPr>
       <w:sz w:val="20"/>
@@ -3271,15 +3259,6 @@
 </file>
 
 <file path=customXml/item1.xml><?xml version="1.0" encoding="utf-8"?>
-<?mso-contentType ?>
-<FormTemplates xmlns="http://schemas.microsoft.com/sharepoint/v3/contenttype/forms">
-  <Display>DocumentLibraryForm</Display>
-  <Edit>DocumentLibraryForm</Edit>
-  <New>DocumentLibraryForm</New>
-</FormTemplates>
-</file>
-
-<file path=customXml/item2.xml><?xml version="1.0" encoding="utf-8"?>
 <p:properties xmlns:p="http://schemas.microsoft.com/office/2006/metadata/properties" xmlns:xsi="http://www.w3.org/2001/XMLSchema-instance" xmlns:pc="http://schemas.microsoft.com/office/infopath/2007/PartnerControls">
   <documentManagement>
     <lcf76f155ced4ddcb4097134ff3c332f xmlns="59ca233b-f72d-4bec-9318-80a7585eb732">
@@ -3291,6 +3270,15 @@
     <TaxCatchAll xmlns="a0aebf02-ecd4-408a-a2a6-04cd48f4325f" xsi:nil="true"/>
   </documentManagement>
 </p:properties>
+</file>
+
+<file path=customXml/item2.xml><?xml version="1.0" encoding="utf-8"?>
+<?mso-contentType ?>
+<FormTemplates xmlns="http://schemas.microsoft.com/sharepoint/v3/contenttype/forms">
+  <Display>DocumentLibraryForm</Display>
+  <Edit>DocumentLibraryForm</Edit>
+  <New>DocumentLibraryForm</New>
+</FormTemplates>
 </file>
 
 <file path=customXml/item3.xml><?xml version="1.0" encoding="utf-8"?>
@@ -3531,20 +3519,20 @@
 </file>
 
 <file path=customXml/itemProps1.xml><?xml version="1.0" encoding="utf-8"?>
-<ds:datastoreItem xmlns:ds="http://schemas.openxmlformats.org/officeDocument/2006/customXml" ds:itemID="{7EC5DEFD-7266-42CC-BBA3-8110574986B1}">
-  <ds:schemaRefs>
-    <ds:schemaRef ds:uri="http://schemas.microsoft.com/sharepoint/v3/contenttype/forms"/>
-  </ds:schemaRefs>
-</ds:datastoreItem>
-</file>
-
-<file path=customXml/itemProps2.xml><?xml version="1.0" encoding="utf-8"?>
 <ds:datastoreItem xmlns:ds="http://schemas.openxmlformats.org/officeDocument/2006/customXml" ds:itemID="{4F3B391C-A3D5-40E7-B661-25893C50E6B1}">
   <ds:schemaRefs>
     <ds:schemaRef ds:uri="http://schemas.microsoft.com/office/2006/metadata/properties"/>
     <ds:schemaRef ds:uri="http://schemas.microsoft.com/office/infopath/2007/PartnerControls"/>
     <ds:schemaRef ds:uri="59ca233b-f72d-4bec-9318-80a7585eb732"/>
     <ds:schemaRef ds:uri="a0aebf02-ecd4-408a-a2a6-04cd48f4325f"/>
+  </ds:schemaRefs>
+</ds:datastoreItem>
+</file>
+
+<file path=customXml/itemProps2.xml><?xml version="1.0" encoding="utf-8"?>
+<ds:datastoreItem xmlns:ds="http://schemas.openxmlformats.org/officeDocument/2006/customXml" ds:itemID="{7EC5DEFD-7266-42CC-BBA3-8110574986B1}">
+  <ds:schemaRefs>
+    <ds:schemaRef ds:uri="http://schemas.microsoft.com/sharepoint/v3/contenttype/forms"/>
   </ds:schemaRefs>
 </ds:datastoreItem>
 </file>
